--- a/docs/manual/입고-스캔-매뉴얼-현장용-초안1.docx
+++ b/docs/manual/입고-스캔-매뉴얼-현장용-초안1.docx
@@ -435,7 +435,72 @@
                 <w:sz w:val="22"/>
                 <w:szCs w:val="22"/>
               </w:rPr>
-              <w:t xml:space="preserve">지금 할 일 하나를 큰 버튼으로 알려 줍니다. 위에 주황색 "현장 업무" 표시가 붙으면 현장이 할 일입니다.</w:t>
+              <w:t xml:space="preserve">지금 할 일 하나를 큰 버튼으로 알려 줍니다. 위에 주황색 "현장 업무" 표시가 붙으면 현장이 할 일입니다. 어디를 먼저 볼지 모르겠으면 이 카드만 따라 하세요. 화면 위쪽 종 모양의 "확인 필요 박스"를 눌러도 이 카드로 옵니다.</w:t>
+            </w:r>
+          </w:p>
+        </w:tc>
+      </w:tr>
+      <w:tr>
+        <w:trPr>
+          <w:cantSplit/>
+        </w:trPr>
+        <w:tc>
+          <w:tcPr>
+            <w:tcW w:type="dxa" w:w="2600"/>
+            <w:tcBorders>
+              <w:top w:val="single" w:color="94A3B8" w:sz="4"/>
+              <w:left w:val="single" w:color="94A3B8" w:sz="4"/>
+              <w:bottom w:val="single" w:color="94A3B8" w:sz="4"/>
+              <w:right w:val="single" w:color="94A3B8" w:sz="4"/>
+            </w:tcBorders>
+            <w:tcMar>
+              <w:top w:type="dxa" w:w="70"/>
+              <w:left w:type="dxa" w:w="110"/>
+              <w:bottom w:type="dxa" w:w="70"/>
+              <w:right w:type="dxa" w:w="110"/>
+            </w:tcMar>
+          </w:tcPr>
+          <w:p>
+            <w:pPr>
+              <w:spacing w:line="290"/>
+            </w:pPr>
+            <w:r>
+              <w:rPr>
+                <w:rFonts w:ascii="Malgun Gothic" w:cs="Malgun Gothic" w:eastAsia="Malgun Gothic" w:hAnsi="Malgun Gothic"/>
+                <w:sz w:val="22"/>
+                <w:szCs w:val="22"/>
+              </w:rPr>
+              <w:t xml:space="preserve">박스 등록 1·2·3단계 카드</w:t>
+            </w:r>
+          </w:p>
+        </w:tc>
+        <w:tc>
+          <w:tcPr>
+            <w:tcW w:type="dxa" w:w="7038"/>
+            <w:tcBorders>
+              <w:top w:val="single" w:color="94A3B8" w:sz="4"/>
+              <w:left w:val="single" w:color="94A3B8" w:sz="4"/>
+              <w:bottom w:val="single" w:color="94A3B8" w:sz="4"/>
+              <w:right w:val="single" w:color="94A3B8" w:sz="4"/>
+            </w:tcBorders>
+            <w:tcMar>
+              <w:top w:type="dxa" w:w="70"/>
+              <w:left w:type="dxa" w:w="110"/>
+              <w:bottom w:type="dxa" w:w="70"/>
+              <w:right w:type="dxa" w:w="110"/>
+            </w:tcMar>
+          </w:tcPr>
+          <w:p>
+            <w:pPr>
+              <w:spacing w:line="290"/>
+            </w:pPr>
+            <w:r>
+              <w:rPr>
+                <w:rFonts w:ascii="Malgun Gothic" w:cs="Malgun Gothic" w:eastAsia="Malgun Gothic" w:hAnsi="Malgun Gothic"/>
+                <w:sz w:val="22"/>
+                <w:szCs w:val="22"/>
+              </w:rPr>
+              <w:t xml:space="preserve">스캔 칸 바로 위에 있는 작은 카드로, 박스 하나를 등록하는 순서(바코드 → 실중량 → 입고 등록)만 알려 줍니다. "지금 할 일"과 다른 말을 하지 않습니다. 확인이 필요한 박스가 있으면 "위 카드를 먼저 처리하세요"라고만 나옵니다.</w:t>
             </w:r>
           </w:p>
         </w:tc>
@@ -3763,7 +3828,7 @@
                 <w:sz w:val="22"/>
                 <w:szCs w:val="22"/>
               </w:rPr>
-              <w:t xml:space="preserve">박스의 바코드를 스캔하세요</w:t>
+              <w:t xml:space="preserve">확인이 필요한 박스 N개를 먼저 처리하세요</w:t>
             </w:r>
           </w:p>
         </w:tc>
@@ -3793,7 +3858,7 @@
                 <w:sz w:val="22"/>
                 <w:szCs w:val="22"/>
               </w:rPr>
-              <w:t xml:space="preserve">스캔 시작</w:t>
+              <w:t xml:space="preserve">확인 필요 박스로 가기</w:t>
             </w:r>
           </w:p>
         </w:tc>
@@ -3823,7 +3888,7 @@
                 <w:sz w:val="22"/>
                 <w:szCs w:val="22"/>
               </w:rPr>
-              <w:t xml:space="preserve">처리할 전표가 없습니다. 그냥 찍으면 재고에 들어갑니다.</w:t>
+              <w:t xml:space="preserve">이력을 못 찾았거나 상품이 안 정해진 박스가 있으면 항상 이 카드가 가장 먼저 뜹니다(전표가 있어도 마찬가지). 그 박스 옆에서 "상품 지정"(이력 못 찾음이면 "번호 바꾸기")을 하면 이 안내가 다음 할 일로 바뀝니다. 새 박스를 먼저 찍고 싶으면 카드의 작은 링크를 누르세요.</w:t>
             </w:r>
           </w:p>
         </w:tc>
@@ -3858,6 +3923,101 @@
                 <w:sz w:val="22"/>
                 <w:szCs w:val="22"/>
               </w:rPr>
+              <w:t xml:space="preserve">박스의 바코드를 스캔하세요</w:t>
+            </w:r>
+          </w:p>
+        </w:tc>
+        <w:tc>
+          <w:tcPr>
+            <w:tcW w:type="dxa" w:w="2100"/>
+            <w:tcBorders>
+              <w:top w:val="single" w:color="94A3B8" w:sz="4"/>
+              <w:left w:val="single" w:color="94A3B8" w:sz="4"/>
+              <w:bottom w:val="single" w:color="94A3B8" w:sz="4"/>
+              <w:right w:val="single" w:color="94A3B8" w:sz="4"/>
+            </w:tcBorders>
+            <w:tcMar>
+              <w:top w:type="dxa" w:w="70"/>
+              <w:left w:type="dxa" w:w="110"/>
+              <w:bottom w:type="dxa" w:w="70"/>
+              <w:right w:type="dxa" w:w="110"/>
+            </w:tcMar>
+          </w:tcPr>
+          <w:p>
+            <w:pPr>
+              <w:spacing w:line="290"/>
+            </w:pPr>
+            <w:r>
+              <w:rPr>
+                <w:rFonts w:ascii="Malgun Gothic" w:cs="Malgun Gothic" w:eastAsia="Malgun Gothic" w:hAnsi="Malgun Gothic"/>
+                <w:sz w:val="22"/>
+                <w:szCs w:val="22"/>
+              </w:rPr>
+              <w:t xml:space="preserve">스캔 시작</w:t>
+            </w:r>
+          </w:p>
+        </w:tc>
+        <w:tc>
+          <w:tcPr>
+            <w:tcW w:type="dxa" w:w="3838"/>
+            <w:tcBorders>
+              <w:top w:val="single" w:color="94A3B8" w:sz="4"/>
+              <w:left w:val="single" w:color="94A3B8" w:sz="4"/>
+              <w:bottom w:val="single" w:color="94A3B8" w:sz="4"/>
+              <w:right w:val="single" w:color="94A3B8" w:sz="4"/>
+            </w:tcBorders>
+            <w:tcMar>
+              <w:top w:type="dxa" w:w="70"/>
+              <w:left w:type="dxa" w:w="110"/>
+              <w:bottom w:type="dxa" w:w="70"/>
+              <w:right w:type="dxa" w:w="110"/>
+            </w:tcMar>
+          </w:tcPr>
+          <w:p>
+            <w:pPr>
+              <w:spacing w:line="290"/>
+            </w:pPr>
+            <w:r>
+              <w:rPr>
+                <w:rFonts w:ascii="Malgun Gothic" w:cs="Malgun Gothic" w:eastAsia="Malgun Gothic" w:hAnsi="Malgun Gothic"/>
+                <w:sz w:val="22"/>
+                <w:szCs w:val="22"/>
+              </w:rPr>
+              <w:t xml:space="preserve">처리할 전표가 없습니다. 그냥 찍으면 재고에 들어갑니다.</w:t>
+            </w:r>
+          </w:p>
+        </w:tc>
+      </w:tr>
+      <w:tr>
+        <w:trPr>
+          <w:cantSplit/>
+        </w:trPr>
+        <w:tc>
+          <w:tcPr>
+            <w:tcW w:type="dxa" w:w="3700"/>
+            <w:tcBorders>
+              <w:top w:val="single" w:color="94A3B8" w:sz="4"/>
+              <w:left w:val="single" w:color="94A3B8" w:sz="4"/>
+              <w:bottom w:val="single" w:color="94A3B8" w:sz="4"/>
+              <w:right w:val="single" w:color="94A3B8" w:sz="4"/>
+            </w:tcBorders>
+            <w:tcMar>
+              <w:top w:type="dxa" w:w="70"/>
+              <w:left w:type="dxa" w:w="110"/>
+              <w:bottom w:type="dxa" w:w="70"/>
+              <w:right w:type="dxa" w:w="110"/>
+            </w:tcMar>
+          </w:tcPr>
+          <w:p>
+            <w:pPr>
+              <w:spacing w:line="290"/>
+            </w:pPr>
+            <w:r>
+              <w:rPr>
+                <w:rFonts w:ascii="Malgun Gothic" w:cs="Malgun Gothic" w:eastAsia="Malgun Gothic" w:hAnsi="Malgun Gothic"/>
+                <w:sz w:val="22"/>
+                <w:szCs w:val="22"/>
+              </w:rPr>
               <w:t xml:space="preserve">박스 N개를 더 찍어 주세요</w:t>
             </w:r>
           </w:p>
@@ -3919,6 +4079,101 @@
                 <w:szCs w:val="22"/>
               </w:rPr>
               <w:t xml:space="preserve">전표에는 있는데 아직 안 찍은 박스가 남았습니다. 오는 대로 찍으세요.</w:t>
+            </w:r>
+          </w:p>
+        </w:tc>
+      </w:tr>
+      <w:tr>
+        <w:trPr>
+          <w:cantSplit/>
+        </w:trPr>
+        <w:tc>
+          <w:tcPr>
+            <w:tcW w:type="dxa" w:w="3700"/>
+            <w:tcBorders>
+              <w:top w:val="single" w:color="94A3B8" w:sz="4"/>
+              <w:left w:val="single" w:color="94A3B8" w:sz="4"/>
+              <w:bottom w:val="single" w:color="94A3B8" w:sz="4"/>
+              <w:right w:val="single" w:color="94A3B8" w:sz="4"/>
+            </w:tcBorders>
+            <w:tcMar>
+              <w:top w:type="dxa" w:w="70"/>
+              <w:left w:type="dxa" w:w="110"/>
+              <w:bottom w:type="dxa" w:w="70"/>
+              <w:right w:type="dxa" w:w="110"/>
+            </w:tcMar>
+          </w:tcPr>
+          <w:p>
+            <w:pPr>
+              <w:spacing w:line="290"/>
+            </w:pPr>
+            <w:r>
+              <w:rPr>
+                <w:rFonts w:ascii="Malgun Gothic" w:cs="Malgun Gothic" w:eastAsia="Malgun Gothic" w:hAnsi="Malgun Gothic"/>
+                <w:sz w:val="22"/>
+                <w:szCs w:val="22"/>
+              </w:rPr>
+              <w:t xml:space="preserve">전표무게보다 작은무게인 명세내역 N개</w:t>
+            </w:r>
+          </w:p>
+        </w:tc>
+        <w:tc>
+          <w:tcPr>
+            <w:tcW w:type="dxa" w:w="2100"/>
+            <w:tcBorders>
+              <w:top w:val="single" w:color="94A3B8" w:sz="4"/>
+              <w:left w:val="single" w:color="94A3B8" w:sz="4"/>
+              <w:bottom w:val="single" w:color="94A3B8" w:sz="4"/>
+              <w:right w:val="single" w:color="94A3B8" w:sz="4"/>
+            </w:tcBorders>
+            <w:tcMar>
+              <w:top w:type="dxa" w:w="70"/>
+              <w:left w:type="dxa" w:w="110"/>
+              <w:bottom w:type="dxa" w:w="70"/>
+              <w:right w:type="dxa" w:w="110"/>
+            </w:tcMar>
+          </w:tcPr>
+          <w:p>
+            <w:pPr>
+              <w:spacing w:line="290"/>
+            </w:pPr>
+            <w:r>
+              <w:rPr>
+                <w:rFonts w:ascii="Malgun Gothic" w:cs="Malgun Gothic" w:eastAsia="Malgun Gothic" w:hAnsi="Malgun Gothic"/>
+                <w:sz w:val="22"/>
+                <w:szCs w:val="22"/>
+              </w:rPr>
+              <w:t xml:space="preserve">박스 스캔하기</w:t>
+            </w:r>
+          </w:p>
+        </w:tc>
+        <w:tc>
+          <w:tcPr>
+            <w:tcW w:type="dxa" w:w="3838"/>
+            <w:tcBorders>
+              <w:top w:val="single" w:color="94A3B8" w:sz="4"/>
+              <w:left w:val="single" w:color="94A3B8" w:sz="4"/>
+              <w:bottom w:val="single" w:color="94A3B8" w:sz="4"/>
+              <w:right w:val="single" w:color="94A3B8" w:sz="4"/>
+            </w:tcBorders>
+            <w:tcMar>
+              <w:top w:type="dxa" w:w="70"/>
+              <w:left w:type="dxa" w:w="110"/>
+              <w:bottom w:type="dxa" w:w="70"/>
+              <w:right w:type="dxa" w:w="110"/>
+            </w:tcMar>
+          </w:tcPr>
+          <w:p>
+            <w:pPr>
+              <w:spacing w:line="290"/>
+            </w:pPr>
+            <w:r>
+              <w:rPr>
+                <w:rFonts w:ascii="Malgun Gothic" w:cs="Malgun Gothic" w:eastAsia="Malgun Gothic" w:hAnsi="Malgun Gothic"/>
+                <w:sz w:val="22"/>
+                <w:szCs w:val="22"/>
+              </w:rPr>
+              <w:t xml:space="preserve">전표에 무게로만 적힌 줄 N개가 아직 그 무게에 못 미쳤습니다(박스가 N개 남았다는 뜻이 아닙니다). 몇 박스가 더 올지는 알 수 없으니 오는 대로 찍으세요. 박스 무게 합이 전표 무게에 차면(±2%) 저절로 빠집니다. 끝내 안 오면 "스캔 종료"를 누르세요.</w:t>
             </w:r>
           </w:p>
         </w:tc>

--- a/docs/manual/입고-스캔-매뉴얼-현장용-초안1.docx
+++ b/docs/manual/입고-스캔-매뉴얼-현장용-초안1.docx
@@ -665,7 +665,7 @@
                 <w:sz w:val="22"/>
                 <w:szCs w:val="22"/>
               </w:rPr>
-              <w:t xml:space="preserve">입고 내역</w:t>
+              <w:t xml:space="preserve">확인이 필요한 박스</w:t>
             </w:r>
           </w:p>
         </w:tc>
@@ -695,7 +695,72 @@
                 <w:sz w:val="22"/>
                 <w:szCs w:val="22"/>
               </w:rPr>
-              <w:t xml:space="preserve">오늘 찍은 박스 목록입니다(최근 100건). 확인이 필요한 박스는 오래돼도 함께 나옵니다. 잘못 찍은 박스 취소, 상품 지정, 번호 바꾸기는 여기서 합니다.</w:t>
+              <w:t xml:space="preserve">이력을 못 찾았거나 상품이 안 정해진 박스만 모아 둔 자리입니다. 스캔 칸 아래에 항상 보이고, 이 박스 옆에서 "상품 지정"·"번호 바꾸기"·"다시 조회"를 합니다. 없으면 이 자리는 나타나지 않습니다.</w:t>
+            </w:r>
+          </w:p>
+        </w:tc>
+      </w:tr>
+      <w:tr>
+        <w:trPr>
+          <w:cantSplit/>
+        </w:trPr>
+        <w:tc>
+          <w:tcPr>
+            <w:tcW w:type="dxa" w:w="2600"/>
+            <w:tcBorders>
+              <w:top w:val="single" w:color="94A3B8" w:sz="4"/>
+              <w:left w:val="single" w:color="94A3B8" w:sz="4"/>
+              <w:bottom w:val="single" w:color="94A3B8" w:sz="4"/>
+              <w:right w:val="single" w:color="94A3B8" w:sz="4"/>
+            </w:tcBorders>
+            <w:tcMar>
+              <w:top w:type="dxa" w:w="70"/>
+              <w:left w:type="dxa" w:w="110"/>
+              <w:bottom w:type="dxa" w:w="70"/>
+              <w:right w:type="dxa" w:w="110"/>
+            </w:tcMar>
+          </w:tcPr>
+          <w:p>
+            <w:pPr>
+              <w:spacing w:line="290"/>
+            </w:pPr>
+            <w:r>
+              <w:rPr>
+                <w:rFonts w:ascii="Malgun Gothic" w:cs="Malgun Gothic" w:eastAsia="Malgun Gothic" w:hAnsi="Malgun Gothic"/>
+                <w:sz w:val="22"/>
+                <w:szCs w:val="22"/>
+              </w:rPr>
+              <w:t xml:space="preserve">입고 내역(접혀 있음)</w:t>
+            </w:r>
+          </w:p>
+        </w:tc>
+        <w:tc>
+          <w:tcPr>
+            <w:tcW w:type="dxa" w:w="7038"/>
+            <w:tcBorders>
+              <w:top w:val="single" w:color="94A3B8" w:sz="4"/>
+              <w:left w:val="single" w:color="94A3B8" w:sz="4"/>
+              <w:bottom w:val="single" w:color="94A3B8" w:sz="4"/>
+              <w:right w:val="single" w:color="94A3B8" w:sz="4"/>
+            </w:tcBorders>
+            <w:tcMar>
+              <w:top w:type="dxa" w:w="70"/>
+              <w:left w:type="dxa" w:w="110"/>
+              <w:bottom w:type="dxa" w:w="70"/>
+              <w:right w:type="dxa" w:w="110"/>
+            </w:tcMar>
+          </w:tcPr>
+          <w:p>
+            <w:pPr>
+              <w:spacing w:line="290"/>
+            </w:pPr>
+            <w:r>
+              <w:rPr>
+                <w:rFonts w:ascii="Malgun Gothic" w:cs="Malgun Gothic" w:eastAsia="Malgun Gothic" w:hAnsi="Malgun Gothic"/>
+                <w:sz w:val="22"/>
+                <w:szCs w:val="22"/>
+              </w:rPr>
+              <w:t xml:space="preserve">지금까지 찍은 정상 박스 목록입니다. 평소에는 접혀 있고 "열기"를 누르면 펼쳐집니다. 지난 박스 취소와 보관 위치는 여기서 합니다.</w:t>
             </w:r>
           </w:p>
         </w:tc>
@@ -3312,7 +3377,7 @@
                 <w:sz w:val="22"/>
                 <w:szCs w:val="22"/>
               </w:rPr>
-              <w:t xml:space="preserve">입고 내역의 그 박스 옆 "번호 바꾸기" → 맞는 번호를 넣고 "확인". 취소하고 다시 찍을 필요가 없습니다. 실중량은 그대로 옮겨집니다. 조회가 되면 바로 재고에 들어갑니다.</w:t>
+              <w:t xml:space="preserve">"확인이 필요한 박스"에서 그 박스 옆 "번호 바꾸기" → 맞는 번호를 넣고 "확인". 취소하고 다시 찍을 필요가 없습니다. 실중량은 그대로 옮겨집니다. 조회가 되면 바로 재고에 들어갑니다.</w:t>
             </w:r>
           </w:p>
         </w:tc>
@@ -3442,7 +3507,7 @@
                 <w:sz w:val="22"/>
                 <w:szCs w:val="22"/>
               </w:rPr>
-              <w:t xml:space="preserve">입고 내역의 그 박스에서 상품을 고릅니다. 고르는 순간 재고에 들어갑니다. 이력의 부위와 고른 상품의 부위가 다르면 "맞는지 확인해주세요"라는 경고가 나옵니다. 잘못 골랐으면 사무실에 알려 주세요.</w:t>
+              <w:t xml:space="preserve">"확인이 필요한 박스"에서 그 박스의 상품을 고릅니다. 고르는 순간 재고에 들어갑니다. 이력의 부위와 고른 상품의 부위가 다르면 "맞는지 확인해주세요"라는 경고가 나옵니다. 잘못 골랐으면 사무실에 알려 주세요.</w:t>
             </w:r>
           </w:p>
         </w:tc>
@@ -3637,7 +3702,7 @@
                 <w:sz w:val="22"/>
                 <w:szCs w:val="22"/>
               </w:rPr>
-              <w:t xml:space="preserve">입고 내역의 박스 옆에서 나중에 언제든 적을 수 있습니다(선택 사항). 사진도 붙일 수 있습니다.</w:t>
+              <w:t xml:space="preserve">입고 내역(열기)의 박스 옆에서 나중에 언제든 적을 수 있습니다(선택 사항). 사진도 붙일 수 있습니다.</w:t>
             </w:r>
           </w:p>
         </w:tc>
@@ -4692,7 +4757,7 @@
                 <w:sz w:val="22"/>
                 <w:szCs w:val="22"/>
               </w:rPr>
-              <w:t xml:space="preserve">입고 내역에서 그 박스의 "취소"를 누릅니다. 재고가 원래대로 돌아갑니다. 이미 일부가 출고된 박스는 취소할 수 없습니다.</w:t>
+              <w:t xml:space="preserve">바로 직후라면 결과 카드의 "방금 찍은 박스 취소"를 누릅니다. 지난 박스는 입고 내역을 열어 그 박스의 "취소"를 누릅니다. 재고가 원래대로 돌아갑니다. 이미 일부가 출고된 박스는 취소할 수 없습니다.</w:t>
             </w:r>
           </w:p>
         </w:tc>
